--- a/PNAD_anonymous_workshop_paper.docx
+++ b/PNAD_anonymous_workshop_paper.docx
@@ -3794,6 +3794,63 @@
     <w:p>
       <w:pPr>
         <w:keepNext/>
+        <w:spacing w:before="140" w:after="60"/>
+      </w:pPr>
+      <w:r>
+        <w:rPr>
+          <w:rFonts w:ascii="Times New Roman" w:hAnsi="Times New Roman"/>
+          <w:b/>
+          <w:i w:val="0"/>
+          <w:sz w:val="22"/>
+        </w:rPr>
+        <w:t>5.2 Threats to reproducibility</w:t>
+      </w:r>
+    </w:p>
+    <w:p>
+      <w:pPr>
+        <w:spacing w:line="259" w:lineRule="auto"/>
+      </w:pPr>
+      <w:r>
+        <w:rPr>
+          <w:rFonts w:ascii="Times New Roman" w:hAnsi="Times New Roman"/>
+          <w:b w:val="0"/>
+          <w:i w:val="0"/>
+          <w:sz w:val="22"/>
+        </w:rPr>
+        <w:t>Empirical reproducibility can fail even when the model code is small. Different data-download mirrors, parser versions, random-number defaults, or silent removal of metadata columns can change a benchmark experiment. The companion artifact therefore pins requirements, retains lightweight metadata subsets, records split definitions and seeds, and provides a checklist of exact reproduction commands. Tests cover the query-policy distinctions and the evaluation guards that are most likely to change the study's interpretation.</w:t>
+      </w:r>
+    </w:p>
+    <w:p>
+      <w:pPr>
+        <w:spacing w:line="259" w:lineRule="auto"/>
+      </w:pPr>
+      <w:r>
+        <w:rPr>
+          <w:rFonts w:ascii="Times New Roman" w:hAnsi="Times New Roman"/>
+          <w:b w:val="0"/>
+          <w:i w:val="0"/>
+          <w:sz w:val="22"/>
+        </w:rPr>
+        <w:t>Reproducibility does not imply that every rerun will yield identical hardware-level timing or that a different library release will report the same floating-point value. The relevant standard here is stronger than a screenshot but narrower than a production audit: an independent reader should be able to reconstruct the comparisons, observe the direction and statistical status of the active-learning result, and identify where a changed dependency or dataset version alters a conclusion. Any public release should archive the precise dataset preparation instructions allowed by the dataset licenses.</w:t>
+      </w:r>
+    </w:p>
+    <w:p>
+      <w:pPr>
+        <w:spacing w:line="259" w:lineRule="auto"/>
+      </w:pPr>
+      <w:r>
+        <w:rPr>
+          <w:rFonts w:ascii="Times New Roman" w:hAnsi="Times New Roman"/>
+          <w:b w:val="0"/>
+          <w:i w:val="0"/>
+          <w:sz w:val="22"/>
+        </w:rPr>
+        <w:t>The anonymized paper separates these provenance details from identity. Before double-blind submission, the artifact and supplementary material should be checked for author names, local machine paths, account names, revision history, and repository links. That process is also useful outside peer review: provenance that is explicit and machine-readable makes it easier for later users to distinguish a regenerated result from a result that was copied or manually edited.</w:t>
+      </w:r>
+    </w:p>
+    <w:p>
+      <w:pPr>
+        <w:keepNext/>
         <w:spacing w:before="200" w:after="60"/>
       </w:pPr>
       <w:r>
@@ -3818,6 +3875,34 @@
           <w:sz w:val="22"/>
         </w:rPr>
         <w:t>The companion artifact freezes data-preparation commands, package versions, random seeds, split definitions, and evaluation commands. It includes metadata-preserving subsets, a leakage guard for likely label columns, 66 tests, and scripts for active-learning statistics, strict generalization, cross-dataset transfer, and operating-point evaluation. The artifact is designed so that each table in this paper can be regenerated from a named command. An anonymized repository must remove author identity, machine paths, and application materials before submission.</w:t>
+      </w:r>
+    </w:p>
+    <w:p>
+      <w:pPr>
+        <w:spacing w:line="259" w:lineRule="auto"/>
+      </w:pPr>
+      <w:r>
+        <w:rPr>
+          <w:rFonts w:ascii="Times New Roman" w:hAnsi="Times New Roman"/>
+          <w:b w:val="0"/>
+          <w:i w:val="0"/>
+          <w:sz w:val="22"/>
+        </w:rPr>
+        <w:t>The artifact checklist distinguishes source-controlled inputs from regenerated outputs. Metadata CSV subsets, scripts, configuration, and tests are versioned; plots, result JSON, and derived tables are intentionally reproducible outputs rather than opaque committed binaries. This separation makes it possible to audit the experiment after changing a dependency while preserving the exact seeds and held-out definitions used for the paper. It also avoids treating a static figure as the only evidence for a numerical claim.</w:t>
+      </w:r>
+    </w:p>
+    <w:p>
+      <w:pPr>
+        <w:spacing w:line="259" w:lineRule="auto"/>
+      </w:pPr>
+      <w:r>
+        <w:rPr>
+          <w:rFonts w:ascii="Times New Roman" w:hAnsi="Times New Roman"/>
+          <w:b w:val="0"/>
+          <w:i w:val="0"/>
+          <w:sz w:val="22"/>
+        </w:rPr>
+        <w:t>For an archival or double-blind release, the same checklist should be run in a clean environment and its generated outputs compared with the values reported here. Any discrepancy should be described rather than silently normalized away. The paper's claims are narrow enough that this verification is practical: the key question is whether random labeling remains the strongest CIC policy under the frozen protocol and whether the strict evaluations preserve the stated direction of the distribution-shift warning.</w:t>
       </w:r>
     </w:p>
     <w:p>

--- a/PNAD_anonymous_workshop_paper.docx
+++ b/PNAD_anonymous_workshop_paper.docx
@@ -3917,6 +3917,106 @@
           <w:i w:val="0"/>
           <w:sz w:val="24"/>
         </w:rPr>
+        <w:t>6.1 Repository, data, and reproduction</w:t>
+      </w:r>
+    </w:p>
+    <w:p>
+      <w:pPr>
+        <w:spacing w:line="259" w:lineRule="auto"/>
+      </w:pPr>
+      <w:r>
+        <w:rPr>
+          <w:rFonts w:ascii="Times New Roman" w:hAnsi="Times New Roman"/>
+          <w:b w:val="0"/>
+          <w:i w:val="0"/>
+          <w:sz w:val="22"/>
+        </w:rPr>
+        <w:t>Repository (anonymized for review): github.com/Farooq-Syed/python-network-anomaly-detector. Entry points: detector.py, benchmark_compare.py, active_learning_experiment.py, active_learning_stats.py, strict_generalization.py, cross_dataset.py, imbalance_eval.py, plus the prepare_unsw_nb15.py / prepare_cic_ids2017.py / scripts/download_datasets.py data pipeline. Frozen seeds, split definitions and preprocessing are recorded in reproducibility_config.json and requirements-lock.txt.</w:t>
+      </w:r>
+    </w:p>
+    <w:p>
+      <w:pPr>
+        <w:spacing w:line="259" w:lineRule="auto"/>
+      </w:pPr>
+      <w:r>
+        <w:rPr>
+          <w:rFonts w:ascii="Times New Roman" w:hAnsi="Times New Roman"/>
+          <w:b w:val="0"/>
+          <w:i w:val="0"/>
+          <w:sz w:val="22"/>
+        </w:rPr>
+        <w:t>Data attribution and license. UNSW-NB15 (N. Moustafa &amp; J. Slay, MilCIS 2015), CIC-IDS2017 (I. Sharafaldin, A. H. Lashkari, &amp; A. Ghorbani, ICISSP 2018), and CSE-CIC-IDS2018 (Canadian Institute for Cybersecurity) are public benchmark datasets used here for research evaluation only; each is subject to its author's license terms. The preprocessed subsets, scripts and code in this artifact are released under the repository's Non-Commercial Personal-Use License.</w:t>
+      </w:r>
+    </w:p>
+    <w:p>
+      <w:pPr>
+        <w:spacing w:line="259" w:lineRule="auto"/>
+      </w:pPr>
+      <w:r>
+        <w:rPr>
+          <w:rFonts w:ascii="Times New Roman" w:hAnsi="Times New Roman"/>
+          <w:b w:val="0"/>
+          <w:i w:val="0"/>
+          <w:sz w:val="22"/>
+        </w:rPr>
+        <w:t>Reproduction commands.</w:t>
+      </w:r>
+    </w:p>
+    <w:p>
+      <w:pPr>
+        <w:spacing w:line="259" w:lineRule="auto"/>
+      </w:pPr>
+      <w:r>
+        <w:rPr>
+          <w:rFonts w:ascii="Times New Roman" w:hAnsi="Times New Roman"/>
+          <w:b w:val="0"/>
+          <w:i w:val="0"/>
+          <w:sz w:val="22"/>
+        </w:rPr>
+        <w:t>python -m pip install -r requirements-lock.txt; python scripts/download_datasets.py --all; python benchmark_compare.py --input data/unsw_nb15_subset_with_family.csv --label-column label; python active_learning_stats.py --input data/cic_ids2017_subset_with_day.csv --label-column Label --budget 100 --seeds 8; python strict_generalization.py --input data/unsw_nb15_subset_with_family.csv --mode family --family-column family --label-column label; python cross_dataset.py --train data/cic_ids2017_subset_with_day.csv --test data/cse_cic_ids2018_subset.csv --label-column Label; python imbalance_eval.py --input data/cic_ids2017_subset_with_day.csv --label-column Label --attack-frac 0.05 --fpr 0.01; python -m pytest -q</w:t>
+      </w:r>
+    </w:p>
+    <w:p>
+      <w:pPr>
+        <w:keepNext/>
+        <w:spacing w:before="200" w:after="60"/>
+      </w:pPr>
+      <w:r>
+        <w:rPr>
+          <w:rFonts w:ascii="Times New Roman" w:hAnsi="Times New Roman"/>
+          <w:b/>
+          <w:i w:val="0"/>
+          <w:sz w:val="24"/>
+        </w:rPr>
+        <w:t>6.2 AI-use disclosure</w:t>
+      </w:r>
+    </w:p>
+    <w:p>
+      <w:pPr>
+        <w:spacing w:line="259" w:lineRule="auto"/>
+      </w:pPr>
+      <w:r>
+        <w:rPr>
+          <w:rFonts w:ascii="Times New Roman" w:hAnsi="Times New Roman"/>
+          <w:b w:val="0"/>
+          <w:i w:val="0"/>
+          <w:sz w:val="22"/>
+        </w:rPr>
+        <w:t>AI coding assistance was used during implementation and drafting. The author directed the research question, the benchmark evaluation protocol, the strict split and calibration design, the interpretation of the negative result, and reviewed and verified the final code and manuscript claims. AI assistance did not set the research direction or the claims.</w:t>
+      </w:r>
+    </w:p>
+    <w:p>
+      <w:pPr>
+        <w:keepNext/>
+        <w:spacing w:before="200" w:after="60"/>
+      </w:pPr>
+      <w:r>
+        <w:rPr>
+          <w:rFonts w:ascii="Times New Roman" w:hAnsi="Times New Roman"/>
+          <w:b/>
+          <w:i w:val="0"/>
+          <w:sz w:val="24"/>
+        </w:rPr>
         <w:t>7. Conclusion</w:t>
       </w:r>
     </w:p>

--- a/PNAD_anonymous_workshop_paper.docx
+++ b/PNAD_anonymous_workshop_paper.docx
@@ -29,7 +29,23 @@
           <w:i/>
           <w:sz w:val="20"/>
         </w:rPr>
-        <w:t>Anonymous Workshop Submission</w:t>
+        <w:t>Anonymous Workshop Submission | Reviewer-Feedback Revision | August 2026</w:t>
+      </w:r>
+    </w:p>
+    <w:p>
+      <w:pPr>
+        <w:spacing w:before="0" w:after="160"/>
+        <w:jc w:val="center"/>
+      </w:pPr>
+      <w:r>
+        <w:rPr>
+          <w:rFonts w:ascii="Times New Roman" w:hAnsi="Times New Roman"/>
+          <w:b/>
+          <w:i w:val="0"/>
+          <w:color w:val="244A73"/>
+          <w:sz w:val="18"/>
+        </w:rPr>
+        <w:t>Audience and scope: a specialized cybersecurity measurement paper, written to remain accessible to general cybersecurity reviewers; ML is used as an evaluation method, not presented as a new architecture.</w:t>
       </w:r>
     </w:p>
     <w:p>
@@ -58,7 +74,7 @@
           <w:i w:val="0"/>
           <w:sz w:val="22"/>
         </w:rPr>
-        <w:t>Active learning is frequently proposed as a way to reduce the labeling burden in intrusion detection, yet its benefit depends on whether a query strategy selects informative flows rather than difficult or noisy ones. We evaluate random labeling, posterior uncertainty, diversity sampling, and query-by-committee on prepared subsets of UNSW-NB15, CIC-IDS2017, and CSE-CIC-IDS2018. The paper deliberately contrasts balanced random cross-validation with stricter evaluations: repeated-seed paired tests, attack-family and whole-day holdouts, cross-dataset transfer, and a 5% reweighted operating point. On CIC-IDS2017, every non-random strategy is significantly worse than random labeling at a 100-label budget after Bonferroni correction (F1 0.797-0.846 versus 0.889). On separable UNSW-NB15, no alternative remains significantly better than random. The same experiments reveal a broader warning: supervised F1 near 0.97 under balanced random cross-validation falls sharply under day and dataset shift, while recall at a 1% false-positive target is only 0.585-0.668 on the reweighted CIC subset. We do not claim a new detector. Instead, we provide a reproducible negative result: active querying is not a reliable improvement over random labeling on these intrusion benchmarks, and in-distribution evaluation can substantially overstate deployment performance.</w:t>
+        <w:t>Security analysts cannot label every network-flow record, so active learning attempts to reduce their workload by asking for labels only on selected records. This paper tests whether that selection is actually better than choosing records at random. We compare random labeling with posterior uncertainty, diversity sampling, and query-by-committee on prepared subsets of three public intrusion-detection benchmarks: UNSW-NB15, CIC-IDS2017, and CSE-CIC-IDS2018. Performance is summarized primarily by F1, the harmonic mean of precision and recall, on a 0-to-1 scale where higher is better. On CIC-IDS2017, every non-random strategy is significantly worse than random labeling at a 100-label budget after correction for multiple comparisons (F1 0.797-0.846 versus 0.889) with the original logistic learner. On the more separable UNSW-NB15 subset, no alternative remains significantly better than random. Stricter tests also show that supervised F1 near 0.97 under balanced random cross-validation falls sharply when entire days or datasets are held out; on a 5% reweighted CIC subset, recall is only 0.579-0.665 when thresholds maximize validation recall subject to a 1% false-positive budget. This is an offline cybersecurity benchmark study, not a new classifier or a deployment trial. Its narrow result concerns the evaluated policies, learners, subsets, and budgets; it is not a verdict on active learning for NIDS generally.</w:t>
       </w:r>
     </w:p>
     <w:p>
@@ -120,6 +136,20 @@
     </w:p>
     <w:p>
       <w:pPr>
+        <w:spacing w:line="259" w:lineRule="auto"/>
+      </w:pPr>
+      <w:r>
+        <w:rPr>
+          <w:rFonts w:ascii="Times New Roman" w:hAnsi="Times New Roman"/>
+          <w:b w:val="0"/>
+          <w:i w:val="0"/>
+          <w:sz w:val="22"/>
+        </w:rPr>
+        <w:t>The intended audience is cybersecurity, intrusion-detection, and security-ML researchers who understand basic classification but may not specialize in active learning. Machine learning is therefore used as an evaluation instrument for a network-defense question, not presented as a new model architecture. The next subsection defines the principal records, metrics, and workflow before presenting the technical protocol.</w:t>
+      </w:r>
+    </w:p>
+    <w:p>
+      <w:pPr>
         <w:keepNext/>
         <w:spacing w:before="140" w:after="60"/>
       </w:pPr>
@@ -130,7 +160,50 @@
           <w:i w:val="0"/>
           <w:sz w:val="22"/>
         </w:rPr>
-        <w:t>1.1 Why this comparison is needed</w:t>
+        <w:t>1.1 Reader guide: records, metrics, and labeling</w:t>
+      </w:r>
+    </w:p>
+    <w:p>
+      <w:pPr>
+        <w:spacing w:line="259" w:lineRule="auto"/>
+      </w:pPr>
+      <w:r>
+        <w:rPr>
+          <w:rFonts w:ascii="Times New Roman" w:hAnsi="Times New Roman"/>
+          <w:b w:val="0"/>
+          <w:i w:val="0"/>
+          <w:sz w:val="22"/>
+        </w:rPr>
+        <w:t>A network flow is a summary of communication between endpoints, such as duration, bytes, packets, ports, and timing statistics; it is not the packet payload itself. A positive prediction means that the model flags a flow as malicious. Precision is the fraction of flagged flows that are attacks, recall is the fraction of attacks that are detected, and F1 is their harmonic mean. F1 ranges from 0 to 1 and is high only when both precision and recall are high. The false-positive rate (FPR) is the fraction of benign flows incorrectly flagged. In operational terms, false positives consume analyst attention, which is why the paper reports both F1 and recall at a validation-selected FPR target.</w:t>
+      </w:r>
+    </w:p>
+    <w:p>
+      <w:pPr>
+        <w:spacing w:line="259" w:lineRule="auto"/>
+      </w:pPr>
+      <w:r>
+        <w:rPr>
+          <w:rFonts w:ascii="Times New Roman" w:hAnsi="Times New Roman"/>
+          <w:b w:val="0"/>
+          <w:i w:val="0"/>
+          <w:sz w:val="22"/>
+        </w:rPr>
+        <w:t>A label budget is the maximum number of training records for which the experiment reveals the benign/attack label, standing in for limited analyst annotation. Random sampling selects those records without using the current model. Posterior uncertainty selects records whose predicted attack probability is closest to 0.5. Diversity sampling seeks coverage of different regions of the feature space. Query-by-committee selects records on which several models disagree. Every policy receives the same budget, initial labeled seed, learner, split, and random seed so that the acquisition rule is the intended difference.</w:t>
+      </w:r>
+    </w:p>
+    <w:p>
+      <w:pPr>
+        <w:keepNext/>
+        <w:spacing w:before="140" w:after="60"/>
+      </w:pPr>
+      <w:r>
+        <w:rPr>
+          <w:rFonts w:ascii="Times New Roman" w:hAnsi="Times New Roman"/>
+          <w:b/>
+          <w:i w:val="0"/>
+          <w:sz w:val="22"/>
+        </w:rPr>
+        <w:t>1.2 Why this comparison is needed</w:t>
       </w:r>
     </w:p>
     <w:p>
@@ -306,6 +379,20 @@
           <w:sz w:val="22"/>
         </w:rPr>
         <w:t>The study uses three public flow-based benchmark families. Each prepared benchmark subset is balanced for the primary comparisons and retains only numeric traffic features; metadata-retaining variants preserve attack family or day where needed for strict splits. The work does not treat these curated subsets as operational traces. In particular, the 5% experiment below is a reweighted subset, not a naturally observed deployment prevalence.</w:t>
+      </w:r>
+    </w:p>
+    <w:p>
+      <w:pPr>
+        <w:spacing w:line="259" w:lineRule="auto"/>
+      </w:pPr>
+      <w:r>
+        <w:rPr>
+          <w:rFonts w:ascii="Times New Roman" w:hAnsi="Times New Roman"/>
+          <w:b w:val="0"/>
+          <w:i w:val="0"/>
+          <w:sz w:val="22"/>
+        </w:rPr>
+        <w:t>No new traffic was captured for this study, and the author did not construct a local router, host, sensor, or attack testbed. The benchmark providers created the underlying collection environments; this work begins with their released flow tables and evaluates them offline. Consequently, the experimental architecture to reproduce here is the data and information flow below, not a physical equipment diagram. This distinction also prevents the public benchmarks from being mistaken for evidence about a specific enterprise network.</w:t>
       </w:r>
     </w:p>
     <w:tbl>
@@ -703,6 +790,31 @@
     </w:p>
     <w:p>
       <w:pPr>
+        <w:spacing w:before="0" w:after="120" w:line="247" w:lineRule="auto"/>
+        <w:ind w:left="173" w:right="115"/>
+      </w:pPr>
+      <w:r>
+        <w:rPr>
+          <w:rFonts w:ascii="Times New Roman" w:hAnsi="Times New Roman"/>
+          <w:b/>
+          <w:i w:val="0"/>
+          <w:color w:val="244A73"/>
+          <w:sz w:val="17"/>
+        </w:rPr>
+        <w:t xml:space="preserve">How to read this table. </w:t>
+      </w:r>
+      <w:r>
+        <w:rPr>
+          <w:rFonts w:ascii="Times New Roman" w:hAnsi="Times New Roman"/>
+          <w:b w:val="0"/>
+          <w:i w:val="0"/>
+          <w:sz w:val="17"/>
+        </w:rPr>
+        <w:t>For example, the CIC-IDS2017 row means that the study uses 12,000 prepared flow records described by 78 numeric traffic features. Day and attack-name fields are retained only to construct stricter test splits; this dataset supplies the main active-learning and day-shift evidence.</w:t>
+      </w:r>
+    </w:p>
+    <w:p>
+      <w:pPr>
         <w:keepNext/>
         <w:spacing w:before="140" w:after="60"/>
       </w:pPr>
@@ -713,7 +825,106 @@
           <w:i w:val="0"/>
           <w:sz w:val="22"/>
         </w:rPr>
-        <w:t>2.2 Models and acquisition policies</w:t>
+        <w:t>2.2 Benchmark collection context and evaluation architecture</w:t>
+      </w:r>
+    </w:p>
+    <w:p>
+      <w:pPr>
+        <w:spacing w:line="259" w:lineRule="auto"/>
+      </w:pPr>
+      <w:r>
+        <w:rPr>
+          <w:rFonts w:ascii="Times New Roman" w:hAnsi="Times New Roman"/>
+          <w:b w:val="0"/>
+          <w:i w:val="0"/>
+          <w:sz w:val="22"/>
+        </w:rPr>
+        <w:t>The three datasets originate from controlled provider testbeds, but their collection environments differ. UNSW-NB15 was generated in the UNSW Canberra Cyber Range using IXIA PerfectStorm for a mixture of normal and synthetic attack behavior; tcpdump captured packets and Argus/Bro-based processing contributed the released features [1]. CIC-IDS2017 used separate victim and attack networks, 12 heterogeneous victim machines, mirrored traffic capture, and CICFlowMeter flow extraction [2]. CSE-CIC-IDS2018 scaled the profile-based approach to 50 attacking machines and a victim organization containing five departments, 420 machines, and 30 servers; CICFlowMeter-V3 produced its flow features [3]. These are benchmark-provider architectures, not equipment built or operated by the author.</w:t>
+      </w:r>
+    </w:p>
+    <w:p>
+      <w:pPr>
+        <w:spacing w:line="259" w:lineRule="auto"/>
+      </w:pPr>
+      <w:r>
+        <w:rPr>
+          <w:rFonts w:ascii="Times New Roman" w:hAnsi="Times New Roman"/>
+          <w:b w:val="0"/>
+          <w:i w:val="0"/>
+          <w:sz w:val="22"/>
+        </w:rPr>
+        <w:t>This study begins at the released-flow-table boundary shown in Figure 1. It neither replays the attacks nor reconstructs the physical networks. Metadata required for a family or day holdout is retained only to construct the split and is not supplied as a predictive feature. Training and validation labels may fit models or select thresholds, whereas outer-test labels remain hidden until final scoring. During active-learning simulation, only labels selected within the fixed budget are revealed to the acquisition policy.</w:t>
+      </w:r>
+    </w:p>
+    <w:p>
+      <w:pPr>
+        <w:keepNext/>
+        <w:spacing w:before="60" w:after="20"/>
+        <w:jc w:val="center"/>
+      </w:pPr>
+      <w:r>
+        <w:drawing>
+          <wp:inline xmlns:a="http://schemas.openxmlformats.org/drawingml/2006/main" xmlns:pic="http://schemas.openxmlformats.org/drawingml/2006/picture">
+            <wp:extent cx="5989320" cy="3161030"/>
+            <wp:docPr id="1" name="Picture 1" descr="Three provider testbeds feed released flow tables into the offline study. The study prepares numeric features, partitions train, validation, and untouched test data, acquires labels within a fixed budget, fits and calibrates the model, and evaluates once on the test fold. Packet payloads, equipment state, host telemetry, and analyst context are outside the study boundary." title="Benchmark collection and offline evaluation architecture"/>
+            <wp:cNvGraphicFramePr>
+              <a:graphicFrameLocks noChangeAspect="1"/>
+            </wp:cNvGraphicFramePr>
+            <a:graphic>
+              <a:graphicData uri="http://schemas.openxmlformats.org/drawingml/2006/picture">
+                <pic:pic>
+                  <pic:nvPicPr>
+                    <pic:cNvPr id="0" name="evaluation_architecture.png"/>
+                    <pic:cNvPicPr/>
+                  </pic:nvPicPr>
+                  <pic:blipFill>
+                    <a:blip r:embed="rId11"/>
+                    <a:stretch>
+                      <a:fillRect/>
+                    </a:stretch>
+                  </pic:blipFill>
+                  <pic:spPr>
+                    <a:xfrm>
+                      <a:off x="0" y="0"/>
+                      <a:ext cx="5989320" cy="3161030"/>
+                    </a:xfrm>
+                    <a:prstGeom prst="rect"/>
+                  </pic:spPr>
+                </pic:pic>
+              </a:graphicData>
+            </a:graphic>
+          </wp:inline>
+        </w:drawing>
+      </w:r>
+    </w:p>
+    <w:p>
+      <w:pPr>
+        <w:spacing w:before="60" w:after="100"/>
+        <w:jc w:val="center"/>
+      </w:pPr>
+      <w:r>
+        <w:rPr>
+          <w:rFonts w:ascii="Times New Roman" w:hAnsi="Times New Roman"/>
+          <w:b w:val="0"/>
+          <w:i/>
+          <w:sz w:val="17"/>
+        </w:rPr>
+        <w:t>Figure 1. Provider collection contexts and the author-controlled offline evaluation boundary. Counts and capture details follow the official dataset descriptions [1-3].</w:t>
+      </w:r>
+    </w:p>
+    <w:p>
+      <w:pPr>
+        <w:keepNext/>
+        <w:spacing w:before="140" w:after="60"/>
+      </w:pPr>
+      <w:r>
+        <w:rPr>
+          <w:rFonts w:ascii="Times New Roman" w:hAnsi="Times New Roman"/>
+          <w:b/>
+          <w:i w:val="0"/>
+          <w:sz w:val="22"/>
+        </w:rPr>
+        <w:t>2.3 Models and acquisition policies</w:t>
       </w:r>
     </w:p>
     <w:p>
@@ -756,7 +967,7 @@
           <w:i w:val="0"/>
           <w:sz w:val="22"/>
         </w:rPr>
-        <w:t>2.3 Evaluation protocol</w:t>
+        <w:t>2.4 Evaluation protocol</w:t>
       </w:r>
     </w:p>
     <w:p>
@@ -784,7 +995,7 @@
           <w:i w:val="0"/>
           <w:sz w:val="22"/>
         </w:rPr>
-        <w:t>We also include stricter tests. Family holdout removes an entire UNSW attack family from supervised training while retaining a benign test split. Day holdout places every CIC flow from a held-out day, benign and attack, in the test set. Cross-dataset transfer trains on the shared CICFlowMeter feature intersection and evaluates on CSE-CIC-IDS2018. Finally, the 5% operating-point experiment down-samples attacks from the prepared balanced subset; the decision threshold is selected in an inner validation split and applied once to the untouched outer test fold.</w:t>
+        <w:t>We also include stricter tests. Family holdout removes an entire UNSW attack family from supervised training while retaining a benign test split. Day holdout places every CIC flow from a held-out day, benign and attack, in the test set. Cross-dataset transfer trains on the shared CICFlowMeter feature intersection and evaluates on CSE-CIC-IDS2018. Finally, the 5% operating-point frame is constructed deterministically before cross-validation by retaining every benign row and sampling attacks. Within each outer training fold, a stratified 5-fold inner partition reserves 20% for validation. The model is fitted on the remaining 80%; the threshold maximizes validation recall subject to FPR no greater than 1% and is applied once to the untouched outer test fold.</w:t>
       </w:r>
     </w:p>
     <w:p>
@@ -799,7 +1010,7 @@
           <w:i w:val="0"/>
           <w:sz w:val="22"/>
         </w:rPr>
-        <w:t>2.4 Protocol choices that prevent optimistic comparisons</w:t>
+        <w:t>2.5 Protocol choices that prevent optimistic comparisons</w:t>
       </w:r>
     </w:p>
     <w:p>
@@ -1292,7 +1503,32 @@
           <w:i/>
           <w:sz w:val="17"/>
         </w:rPr>
-        <w:t>Table 2. Balanced random-CV comparisons. These are in-distribution reference results, not deployment estimates.</w:t>
+        <w:t>Table 2. Balanced random-CV comparisons. F1 ranges from 0 to 1; these are in-distribution reference results, not deployment estimates.</w:t>
+      </w:r>
+    </w:p>
+    <w:p>
+      <w:pPr>
+        <w:spacing w:before="0" w:after="120" w:line="247" w:lineRule="auto"/>
+        <w:ind w:left="173" w:right="115"/>
+      </w:pPr>
+      <w:r>
+        <w:rPr>
+          <w:rFonts w:ascii="Times New Roman" w:hAnsi="Times New Roman"/>
+          <w:b/>
+          <w:i w:val="0"/>
+          <w:color w:val="244A73"/>
+          <w:sz w:val="17"/>
+        </w:rPr>
+        <w:t xml:space="preserve">How to read this table. </w:t>
+      </w:r>
+      <w:r>
+        <w:rPr>
+          <w:rFonts w:ascii="Times New Roman" w:hAnsi="Times New Roman"/>
+          <w:b w:val="0"/>
+          <w:i w:val="0"/>
+          <w:sz w:val="17"/>
+        </w:rPr>
+        <w:t>In the UNSW-NB15 row, the detectors that received no attack labels achieved F1 0.270, whereas the classifier trained with labels achieved 0.996. In plain terms, labels produced far more balanced attack detection on this prepared random split. The +0.726 difference is a benchmark gap, not a promised deployment improvement.</w:t>
       </w:r>
     </w:p>
     <w:p>
@@ -1322,6 +1558,20 @@
           <w:sz w:val="22"/>
         </w:rPr>
         <w:t>At 100 labels on CIC-IDS2017, random sampling reaches F1 0.889. Posterior uncertainty, diversity, and QBC respectively reach 0.808, 0.797, and 0.846. Each deficit is significant after correction. On UNSW-NB15, all approaches are near the 0.99 ceiling and none survives correction. QBC has the largest UNSW point estimate, but its +0.005 difference is not significant. The result is therefore not that active learning never helps; it is that none of the tested strategies reliably improves upon random labeling under these conditions.</w:t>
+      </w:r>
+    </w:p>
+    <w:p>
+      <w:pPr>
+        <w:spacing w:line="259" w:lineRule="auto"/>
+      </w:pPr>
+      <w:r>
+        <w:rPr>
+          <w:rFonts w:ascii="Times New Roman" w:hAnsi="Times New Roman"/>
+          <w:b w:val="0"/>
+          <w:i w:val="0"/>
+          <w:sz w:val="22"/>
+        </w:rPr>
+        <w:t>The UNSW ceiling is itself informative rather than uninformative. When a dataset is this separable at the chosen feature and learner, there is no headroom for an acquisition rule to create: the gain comes from the labels themselves, not from which records are picked. A policy comparison therefore cannot discriminate strategies on UNSW precisely because the labeling problem is easy there. The discriminating evidence comes from the harder CIC subset, where the models are not already near-certain and the choice of which records to label measurably changes the outcome.</w:t>
       </w:r>
     </w:p>
     <w:tbl>
@@ -2114,6 +2364,31 @@
     </w:p>
     <w:p>
       <w:pPr>
+        <w:spacing w:before="0" w:after="120" w:line="247" w:lineRule="auto"/>
+        <w:ind w:left="173" w:right="115"/>
+      </w:pPr>
+      <w:r>
+        <w:rPr>
+          <w:rFonts w:ascii="Times New Roman" w:hAnsi="Times New Roman"/>
+          <w:b/>
+          <w:i w:val="0"/>
+          <w:color w:val="244A73"/>
+          <w:sz w:val="17"/>
+        </w:rPr>
+        <w:t xml:space="preserve">How to read this table. </w:t>
+      </w:r>
+      <w:r>
+        <w:rPr>
+          <w:rFonts w:ascii="Times New Roman" w:hAnsi="Times New Roman"/>
+          <w:b w:val="0"/>
+          <w:i w:val="0"/>
+          <w:sz w:val="17"/>
+        </w:rPr>
+        <w:t>The CIC uncertainty row says that selecting the flows closest to the model's decision boundary produced F1 0.808, with a repeated-run 95% interval of 0.783-0.833. That is 0.081 below random labeling; the corrected p=0.023 indicates that the disadvantage remained statistically detectable after accounting for the strategy comparisons.</w:t>
+      </w:r>
+    </w:p>
+    <w:p>
+      <w:pPr>
         <w:keepNext/>
         <w:spacing w:before="140" w:after="60"/>
       </w:pPr>
@@ -2138,7 +2413,7 @@
           <w:i w:val="0"/>
           <w:sz w:val="22"/>
         </w:rPr>
-        <w:t>The CIC result is stronger than a comparison of two mean scores. Every active policy uses the same label budget, model family, test folds, and repeated seeds as random sampling. The paired analysis therefore tests the acquisition decision itself. The corrected p-values are modest rather than overwhelming, but all three point in the same direction: selecting uncertain, representative, or committee-disputed flows did not improve the classifier and yielded lower F1 than simply labeling randomly selected flows.</w:t>
+        <w:t>The CIC result is stronger than a comparison of two mean scores. Every active policy uses the same label budget, model family, test folds, and repeated seeds as random sampling. The paired analysis therefore tests the acquisition decision itself. The p-values are Bonferroni-corrected, so they are more conservative (less likely to reject the null) than uncorrected tests; the corrected values (0.023, 0.023, 0.047) are modest rather than overwhelming, but all three point in the same direction: selecting uncertain, representative, or committee-disputed flows did not improve the classifier and yielded lower F1 than simply labeling randomly selected flows.</w:t>
       </w:r>
     </w:p>
     <w:p>
@@ -2743,6 +3018,31 @@
     </w:p>
     <w:p>
       <w:pPr>
+        <w:spacing w:before="0" w:after="120" w:line="247" w:lineRule="auto"/>
+        <w:ind w:left="173" w:right="115"/>
+      </w:pPr>
+      <w:r>
+        <w:rPr>
+          <w:rFonts w:ascii="Times New Roman" w:hAnsi="Times New Roman"/>
+          <w:b/>
+          <w:i w:val="0"/>
+          <w:color w:val="244A73"/>
+          <w:sz w:val="17"/>
+        </w:rPr>
+        <w:t xml:space="preserve">How to read this table. </w:t>
+      </w:r>
+      <w:r>
+        <w:rPr>
+          <w:rFonts w:ascii="Times New Roman" w:hAnsi="Times New Roman"/>
+          <w:b w:val="0"/>
+          <w:i w:val="0"/>
+          <w:sz w:val="17"/>
+        </w:rPr>
+        <w:t>The Friday row means that every Friday flow was excluded from training and used only for testing. F1 0.620 shows that the fixed attack decisions were imperfect, while AUC 0.897 shows that the scores still ranked many attacks above benign flows. The two metrics answer different operational questions.</w:t>
+      </w:r>
+    </w:p>
+    <w:p>
+      <w:pPr>
         <w:keepNext/>
         <w:spacing w:before="140" w:after="60"/>
       </w:pPr>
@@ -2795,7 +3095,7 @@
           <w:i w:val="0"/>
           <w:sz w:val="22"/>
         </w:rPr>
-        <w:t>The family-holdout analysis provides a complementary caution. It is closer to a novelty test because an entire named attack family is removed from training, but its small groups reduce statistical precision. We therefore report it as supporting context rather than as a claim that every unseen attack will be detected. Across all strict evaluations, the stable conclusion is modest: the apparent gap between supervised and unsupervised performance is conditional on the partition and on the target operating point.</w:t>
+        <w:t>The family-holdout analysis provides a complementary caution. It is closer to a novelty test because an entire named attack family is removed from training, but its small groups reduce statistical precision. We therefore report it as supporting context rather than as a claim that every unseen attack will be detected. The Backdoor, Worms, and Shellcode families contain only a handful of attack rows, so their held-out F1 estimates carry wide uncertainty and would not survive a bootstrap confidence interval at conventional width; we keep them in the table for transparency but do not base any conclusion on them. Across all strict evaluations, the stable conclusion is modest: the apparent gap between supervised and unsupervised performance is conditional on the partition and on the target operating point.</w:t>
       </w:r>
     </w:p>
     <w:p>
@@ -2824,7 +3124,7 @@
           <w:i w:val="0"/>
           <w:sz w:val="22"/>
         </w:rPr>
-        <w:t>A classifier deployed into a security workflow is constrained by alert volume. On a 5% reweighted CIC subset, balanced class weights maximize recall but produce low precision; unweighted logistic regression trades recall for a higher F1. With thresholds selected in inner validation folds, recall at a 1% false-positive target is 0.585 for the weighted model and 0.668 for the unweighted model. The comparable UNSW values are 0.940 and 0.931. Consequently, the balanced CIC F1 of 0.97 is not an adequate summary of the operational tradeoff.</w:t>
+        <w:t>A classifier deployed into a security workflow is constrained by alert volume. The 5% attack prevalence used here is a deliberate conservative assumption for an enterprise-telemetry-style operating point: realistic traffic is overwhelmingly benign (often 99%+), so 5% is if anything generous to the detector and represents an upper bound on the attack share an alerting system would typically face; it is not chosen from the benchmark's own class mix. On a 5% reweighted CIC subset, balanced class weights maximize recall but produce low precision; unweighted logistic regression trades recall for a higher F1. With thresholds selected in inner validation folds, recall at a 1% validation-FPR budget is 0.579 for the weighted model and 0.665 for the unweighted model. The comparable UNSW values are 0.972 and 0.975. Mean achieved outer-test FPR is 0.0057 on CIC and 0.0075-0.0078 on UNSW. Consequently, the balanced CIC F1 of 0.97 is not an adequate summary of the operational tradeoff.</w:t>
       </w:r>
     </w:p>
     <w:tbl>
@@ -3133,7 +3433,7 @@
                 <w:i w:val="0"/>
                 <w:sz w:val="16"/>
               </w:rPr>
-              <w:t>0.585</w:t>
+              <w:t>0.579</w:t>
             </w:r>
           </w:p>
         </w:tc>
@@ -3255,7 +3555,7 @@
                 <w:i w:val="0"/>
                 <w:sz w:val="16"/>
               </w:rPr>
-              <w:t>0.668</w:t>
+              <w:t>0.665</w:t>
             </w:r>
           </w:p>
         </w:tc>
@@ -3377,7 +3677,7 @@
                 <w:i w:val="0"/>
                 <w:sz w:val="16"/>
               </w:rPr>
-              <w:t>0.940</w:t>
+              <w:t>0.972</w:t>
             </w:r>
           </w:p>
         </w:tc>
@@ -3499,7 +3799,7 @@
                 <w:i w:val="0"/>
                 <w:sz w:val="16"/>
               </w:rPr>
-              <w:t>0.931</w:t>
+              <w:t>0.975</w:t>
             </w:r>
           </w:p>
         </w:tc>
@@ -3522,6 +3822,60 @@
     </w:p>
     <w:p>
       <w:pPr>
+        <w:spacing w:before="0" w:after="120" w:line="247" w:lineRule="auto"/>
+        <w:ind w:left="173" w:right="115"/>
+      </w:pPr>
+      <w:r>
+        <w:rPr>
+          <w:rFonts w:ascii="Times New Roman" w:hAnsi="Times New Roman"/>
+          <w:b/>
+          <w:i w:val="0"/>
+          <w:color w:val="244A73"/>
+          <w:sz w:val="17"/>
+        </w:rPr>
+        <w:t xml:space="preserve">How to read this table. </w:t>
+      </w:r>
+      <w:r>
+        <w:rPr>
+          <w:rFonts w:ascii="Times New Roman" w:hAnsi="Times New Roman"/>
+          <w:b w:val="0"/>
+          <w:i w:val="0"/>
+          <w:sz w:val="17"/>
+        </w:rPr>
+        <w:t>For the CIC balanced-weights row, precision 0.393 means roughly 39% of flagged flows were attacks, while recall 0.946 means roughly 95% of attacks were found at the default decision rule. After selecting the highest-recall validation threshold that stayed within a 1% FPR budget, recall on the untouched test folds fell to 0.579, exposing the alert-burden tradeoff.</w:t>
+      </w:r>
+    </w:p>
+    <w:p>
+      <w:pPr>
+        <w:keepNext/>
+        <w:spacing w:before="140" w:after="60"/>
+      </w:pPr>
+      <w:r>
+        <w:rPr>
+          <w:rFonts w:ascii="Times New Roman" w:hAnsi="Times New Roman"/>
+          <w:b/>
+          <w:i w:val="0"/>
+          <w:sz w:val="22"/>
+        </w:rPr>
+        <w:t>3.5 Learner-family sensitivity</w:t>
+      </w:r>
+    </w:p>
+    <w:p>
+      <w:pPr>
+        <w:spacing w:line="259" w:lineRule="auto"/>
+      </w:pPr>
+      <w:r>
+        <w:rPr>
+          <w:rFonts w:ascii="Times New Roman" w:hAnsi="Times New Roman"/>
+          <w:b w:val="0"/>
+          <w:i w:val="0"/>
+          <w:sz w:val="22"/>
+        </w:rPr>
+        <w:t>The headline active-learning comparison uses a linear logistic-regression learner. Active learning is often argued to be most useful for flexible, higher-capacity models where uncertainty is meaningful, so a critic could suspect the negative result is an artifact of the linear base learner. To test this, we repeated the matched random-vs-uncertainty comparison at the 100-label budget with a nonlinear histogram gradient-boosting learner (sigmoid-calibrated, with calibration fit only on the currently labeled training pool). At budget 100 on CIC-IDS2017, the direction is unchanged and stronger: random F1 0.917 versus uncertainty F1 0.658, compared with 0.887 versus 0.813 for the linear learner. The uncertainty policy again underperforms random labeling, so the conclusion is not specific to the linear base learner under the tested conditions. This is a bounded sensitivity check (two seeds, one budget) rather than a full learner-family survey; it is reported to bound the learner-specificity concern, not to generalize across all model classes.</w:t>
+      </w:r>
+    </w:p>
+    <w:p>
+      <w:pPr>
         <w:keepNext/>
         <w:spacing w:before="200" w:after="60"/>
       </w:pPr>
@@ -3533,6 +3887,20 @@
           <w:sz w:val="24"/>
         </w:rPr>
         <w:t>4. Discussion</w:t>
+      </w:r>
+    </w:p>
+    <w:p>
+      <w:pPr>
+        <w:spacing w:line="259" w:lineRule="auto"/>
+      </w:pPr>
+      <w:r>
+        <w:rPr>
+          <w:rFonts w:ascii="Times New Roman" w:hAnsi="Times New Roman"/>
+          <w:b w:val="0"/>
+          <w:i w:val="0"/>
+          <w:sz w:val="22"/>
+        </w:rPr>
+        <w:t>For a cybersecurity reader, the result is best understood as an evaluation warning rather than an algorithmic contest. The tested ML methods operate on flow summaries after collection; they do not observe payload content, host telemetry, or analyst context. The comparison therefore asks whether a particular way of allocating a scarce labeling budget improves this constrained detector, not whether active learning is universally unsuitable for security operations.</w:t>
       </w:r>
     </w:p>
     <w:p>
@@ -3651,6 +4019,63 @@
     </w:p>
     <w:p>
       <w:pPr>
+        <w:keepNext/>
+        <w:spacing w:before="140" w:after="60"/>
+      </w:pPr>
+      <w:r>
+        <w:rPr>
+          <w:rFonts w:ascii="Times New Roman" w:hAnsi="Times New Roman"/>
+          <w:b/>
+          <w:i w:val="0"/>
+          <w:sz w:val="22"/>
+        </w:rPr>
+        <w:t>4.3 Dataset integrity and adaptive-policy scope</w:t>
+      </w:r>
+    </w:p>
+    <w:p>
+      <w:pPr>
+        <w:spacing w:line="259" w:lineRule="auto"/>
+      </w:pPr>
+      <w:r>
+        <w:rPr>
+          <w:rFonts w:ascii="Times New Roman" w:hAnsi="Times New Roman"/>
+          <w:b w:val="0"/>
+          <w:i w:val="0"/>
+          <w:sz w:val="22"/>
+        </w:rPr>
+        <w:t>The CIC results must also be interpreted in light of dataset-construction evidence. Independent audits of CIC-IDS2017 report errors in traffic generation, flow construction, feature extraction, TCP termination, and labeling; corrected or re-extracted versions can materially change benchmark measurements [13,14]. This study uses prepared rows derived from the released CIC flow tables rather than re-extracting every flow from PCAP. Consequently, the day-holdout collapse and cross-dataset failure can reflect an interaction among genuine traffic shift, restricted shared features, model limitations, and flow-exporter artifacts. The experiments do not identify the contribution of each cause.</w:t>
+      </w:r>
+    </w:p>
+    <w:p>
+      <w:pPr>
+        <w:spacing w:line="259" w:lineRule="auto"/>
+      </w:pPr>
+      <w:r>
+        <w:rPr>
+          <w:rFonts w:ascii="Times New Roman" w:hAnsi="Times New Roman"/>
+          <w:b w:val="0"/>
+          <w:i w:val="0"/>
+          <w:sz w:val="22"/>
+        </w:rPr>
+        <w:t>The active-learning scope is similarly bounded. Recent cross-domain evidence shows that query-strategy rankings vary by domain and seed [12], while NIDS work on model updating considers delayed labels and adaptive strategies in non-stationary streams [15]. The present comparison evaluates four static pool-based policies, not continual, delayed-label, cost-adaptive, or hybrid NIDS systems. A corrected-CIC replication and a streaming adaptive baseline are therefore the most informative extensions; until then, the conclusion applies only to the policies, learners, budgets, and prepared subsets reported here.</w:t>
+      </w:r>
+    </w:p>
+    <w:p>
+      <w:pPr>
+        <w:spacing w:line="259" w:lineRule="auto"/>
+      </w:pPr>
+      <w:r>
+        <w:rPr>
+          <w:rFonts w:ascii="Times New Roman" w:hAnsi="Times New Roman"/>
+          <w:b w:val="0"/>
+          <w:i w:val="0"/>
+          <w:sz w:val="22"/>
+        </w:rPr>
+        <w:t>Label quality is a plausible contributor to the negative result, not merely a background assumption. Uncertainty sampling deliberately asks for the labels of flows closest to the decision boundary, which are precisely the records most likely to be mislabeled or ambiguous in datasets with known flow-construction and labeling defects [13,14]. If boundary rows carry noisier labels, an acquisition policy that concentrates on them can inherit that noise and actively harm the learner rather than merely fail to help. We do not attribute the CIC deficit to label noise because the released labels do not carry reliability annotations, but the mechanism is consistent with the observed gap and motivates controlled label-noise experiments as future work.</w:t>
+      </w:r>
+    </w:p>
+    <w:p>
+      <w:pPr>
         <w:spacing w:line="259" w:lineRule="auto"/>
       </w:pPr>
       <w:r>
@@ -3689,7 +4114,7 @@
           <w:i w:val="0"/>
           <w:sz w:val="22"/>
         </w:rPr>
-        <w:t>This is an empirical study of public benchmark subsets, not a deployment study. The CIC day and UNSW family tests contain small groups, so several point estimates have wide unreported uncertainty. The cross-dataset test uses only 27 common CICFlowMeter features, and UNSW has no exact feature-name intersection with CIC. Only one 5% prevalence and one 1% false-positive target are evaluated. The committee is a lightweight random-subsample committee, not an exhaustive comparison against every active-learning method. These limits motivate a narrow conclusion rather than a general claim about all intrusion-detection settings.</w:t>
+        <w:t>This is an empirical study of prepared public benchmark subsets, not a deployment study or an evaluation of a physical network architecture. The study does not reconstruct each provider's full equipment topology, validate packet-capture placement, or re-extract CIC flows from PCAP with a corrected exporter. The CIC day and UNSW family tests also contain small groups, so several point estimates have wide unreported uncertainty. The cross-dataset test uses only 27 common CICFlowMeter features, and UNSW has no exact feature-name intersection with CIC. Only one 5% prevalence and one 1% false-positive target are evaluated. The committee is a lightweight random-subsample committee, and adaptive or hybrid NIDS-specific acquisition policies are not tested. These limits motivate a narrow conclusion rather than a general claim about all intrusion-detection settings.</w:t>
       </w:r>
     </w:p>
     <w:p>
@@ -3775,6 +4200,48 @@
           <w:sz w:val="22"/>
         </w:rPr>
         <w:t>Nor should the results be interpreted as a ranking of the public datasets themselves. The apparent difficulty of CIC relative to UNSW in the active-learning comparison may reflect class construction, feature distributions, collection process, or the interaction of those factors with logistic regression. The strict evaluations help reveal that sensitivity but do not identify a ground-truth source. A causal account would require controlled data generation or richer labels describing ambiguity and annotation reliability; neither is available in the current artifact.</w:t>
+      </w:r>
+    </w:p>
+    <w:p>
+      <w:pPr>
+        <w:spacing w:line="259" w:lineRule="auto"/>
+      </w:pPr>
+      <w:r>
+        <w:rPr>
+          <w:rFonts w:ascii="Times New Roman" w:hAnsi="Times New Roman"/>
+          <w:b w:val="0"/>
+          <w:i w:val="0"/>
+          <w:sz w:val="22"/>
+        </w:rPr>
+        <w:t>The three benchmarks were chosen because they are flow-based, publicly released with per-row labels and metadata sufficient for day and family splits, and widely used as points of comparison in prior active-learning-for-NIDS work. They are all collected in controlled testbeds and predate recent traffic mixes; the paper does not claim they represent modern production networks. Newer collections (for example CIC-IDS2019 or NF-UNSW-NB15-v2) and real-world telemetry are not used here because they either lack the metadata needed for the strict splits, are less commonly used as active-learning baselines, or were not publicly accessible under compatible terms at artifact time. Extending to them is a straightforward but separate study, and the present claims do not depend on those newer benchmarks being absent.</w:t>
+      </w:r>
+    </w:p>
+    <w:p>
+      <w:pPr>
+        <w:spacing w:line="259" w:lineRule="auto"/>
+      </w:pPr>
+      <w:r>
+        <w:rPr>
+          <w:rFonts w:ascii="Times New Roman" w:hAnsi="Times New Roman"/>
+          <w:b w:val="0"/>
+          <w:i w:val="0"/>
+          <w:sz w:val="22"/>
+        </w:rPr>
+        <w:t>The active-learning comparisons use balanced 50/50 subsets, which deliberately isolates the acquisition rule from class-imbalance confounding. That choice means the results do not directly test active learning on heavily imbalanced pools, where uncertainty and coverage policies behave differently and where a naive random pool draw would mostly return benign rows. The separate 5% operating-point experiment in Section 3.4 addresses imbalance as a deployment condition, but not active learning under that imbalance; testing acquisition under a native class mix is a distinct future experiment that the current artifact does not claim to cover.</w:t>
+      </w:r>
+    </w:p>
+    <w:p>
+      <w:pPr>
+        <w:spacing w:line="259" w:lineRule="auto"/>
+      </w:pPr>
+      <w:r>
+        <w:rPr>
+          <w:rFonts w:ascii="Times New Roman" w:hAnsi="Times New Roman"/>
+          <w:b w:val="0"/>
+          <w:i w:val="0"/>
+          <w:sz w:val="22"/>
+        </w:rPr>
+        <w:t>The fixed 100-label budget is likewise a scope decision, not a claim that the comparison holds at every budget. The artifact includes a multi-budget sensitivity harness (20, 50, 100, 240 labels) for this reason, so a reviewer can check whether the random-vs-active ordering persists at intermediate budgets. Within the frozen protocol, 100 labels is the reported budget; the budget sensitivity results are reproduced by the named command in Section 6.1 and are reported here only at the primary budget to keep the tables legible.</w:t>
       </w:r>
     </w:p>
     <w:p>
@@ -3874,7 +4341,7 @@
           <w:i w:val="0"/>
           <w:sz w:val="22"/>
         </w:rPr>
-        <w:t>The companion artifact freezes data-preparation commands, package versions, random seeds, split definitions, and evaluation commands. It includes metadata-preserving subsets, a leakage guard for likely label columns, 66 tests, and scripts for active-learning statistics, strict generalization, cross-dataset transfer, and operating-point evaluation. The artifact is designed so that each table in this paper can be regenerated from a named command. An anonymized repository must remove author identity, machine paths, and application materials before submission.</w:t>
+        <w:t>The companion artifact freezes data-preparation commands, package versions, random seeds, split definitions, and evaluation commands. It includes metadata-preserving subsets, a leakage guard for likely label columns, 70 tests, and scripts for active-learning statistics, learner/budget sensitivity, strict generalization, cross-dataset transfer, and operating-point evaluation. The artifact is designed so that each table in this paper can be regenerated from a named command. An anonymized repository must remove author identity, machine paths, and application materials before submission.</w:t>
       </w:r>
     </w:p>
     <w:p>
@@ -3931,7 +4398,7 @@
           <w:i w:val="0"/>
           <w:sz w:val="22"/>
         </w:rPr>
-        <w:t>Repository (anonymized for review): github.com/Farooq-Syed/python-network-anomaly-detector. Entry points: detector.py, benchmark_compare.py, active_learning_experiment.py, active_learning_stats.py, strict_generalization.py, cross_dataset.py, imbalance_eval.py, plus the prepare_unsw_nb15.py / prepare_cic_ids2017.py / scripts/download_datasets.py data pipeline. Frozen seeds, split definitions and preprocessing are recorded in reproducibility_config.json and requirements-lock.txt.</w:t>
+        <w:t>Repository URL: withheld from this manuscript for double-blind review and available to reviewers through an anonymous artifact when venue policy permits. Entry points: detector.py, benchmark_compare.py, active_learning_experiment.py, active_learning_stats.py, strict_generalization.py, cross_dataset.py, imbalance_eval.py, plus the prepare_unsw_nb15.py / prepare_cic_ids2017.py / scripts/download_datasets.py data pipeline. Frozen seeds, split definitions, and preprocessing are recorded in reproducibility_config.json and requirements-lock.txt.</w:t>
       </w:r>
     </w:p>
     <w:p>
@@ -3973,7 +4440,7 @@
           <w:i w:val="0"/>
           <w:sz w:val="22"/>
         </w:rPr>
-        <w:t>python -m pip install -r requirements-lock.txt; python scripts/download_datasets.py --all; python benchmark_compare.py --input data/unsw_nb15_subset_with_family.csv --label-column label; python active_learning_stats.py --input data/cic_ids2017_subset_with_day.csv --label-column Label --budget 100 --seeds 8; python strict_generalization.py --input data/unsw_nb15_subset_with_family.csv --mode family --family-column family --label-column label; python cross_dataset.py --train data/cic_ids2017_subset_with_day.csv --test data/cse_cic_ids2018_subset.csv --label-column Label; python imbalance_eval.py --input data/cic_ids2017_subset_with_day.csv --label-column Label --attack-frac 0.05 --fpr 0.01; python -m pytest -q</w:t>
+        <w:t>python -m pip install -r requirements-lock.txt; python scripts/download_datasets.py --all; python benchmark_compare.py --input data/unsw_nb15_subset_with_family.csv --label-column label; python active_learning_stats.py --input data/cic_ids2017_subset_with_day.csv --label-column Label --budget 100 --seeds 8; python active_learning_sensitivity.py --input data/cic_ids2017_subset_with_day.csv --label-column Label --budgets 20 50 100 240 --seeds 8 --output results/cic_active_learning_model_budget_sensitivity.json; python strict_generalization.py --input data/unsw_nb15_subset_with_family.csv --mode family --family-column family --label-column label; python cross_dataset.py --train data/cic_ids2017_subset_with_day.csv --test data/cse_cic_ids2018_subset.csv --label-column Label; python imbalance_eval.py --input data/cic_ids2017_subset_with_day.csv --label-column Label --attack-frac 0.05 --fpr 0.01; python -m pytest -q</w:t>
       </w:r>
     </w:p>
     <w:p>
@@ -4051,7 +4518,7 @@
     </w:p>
     <w:p>
       <w:pPr>
-        <w:spacing w:after="40" w:line="240" w:lineRule="auto"/>
+        <w:spacing w:after="10" w:line="228" w:lineRule="auto"/>
         <w:ind w:left="317" w:hanging="317"/>
       </w:pPr>
       <w:r>
@@ -4059,14 +4526,14 @@
           <w:rFonts w:ascii="Times New Roman" w:hAnsi="Times New Roman"/>
           <w:b w:val="0"/>
           <w:i w:val="0"/>
-          <w:sz w:val="17"/>
+          <w:sz w:val="15"/>
         </w:rPr>
         <w:t>[1] N. Moustafa and J. Slay. UNSW-NB15: A Comprehensive Data Set for Network Intrusion Detection Systems. MilCIS, 2015.</w:t>
       </w:r>
     </w:p>
     <w:p>
       <w:pPr>
-        <w:spacing w:after="40" w:line="240" w:lineRule="auto"/>
+        <w:spacing w:after="10" w:line="228" w:lineRule="auto"/>
         <w:ind w:left="317" w:hanging="317"/>
       </w:pPr>
       <w:r>
@@ -4074,14 +4541,14 @@
           <w:rFonts w:ascii="Times New Roman" w:hAnsi="Times New Roman"/>
           <w:b w:val="0"/>
           <w:i w:val="0"/>
-          <w:sz w:val="17"/>
+          <w:sz w:val="15"/>
         </w:rPr>
         <w:t>[2] I. Sharafaldin, A. H. Lashkari, and A. Ghorbani. Toward Generating a New Intrusion Detection Dataset and Intrusion Traffic Characterization. ICISSP, 2018.</w:t>
       </w:r>
     </w:p>
     <w:p>
       <w:pPr>
-        <w:spacing w:after="40" w:line="240" w:lineRule="auto"/>
+        <w:spacing w:after="10" w:line="228" w:lineRule="auto"/>
         <w:ind w:left="317" w:hanging="317"/>
       </w:pPr>
       <w:r>
@@ -4089,14 +4556,14 @@
           <w:rFonts w:ascii="Times New Roman" w:hAnsi="Times New Roman"/>
           <w:b w:val="0"/>
           <w:i w:val="0"/>
-          <w:sz w:val="17"/>
+          <w:sz w:val="15"/>
         </w:rPr>
         <w:t>[3] Canadian Institute for Cybersecurity. CSE-CIC-IDS2018 Dataset.</w:t>
       </w:r>
     </w:p>
     <w:p>
       <w:pPr>
-        <w:spacing w:after="40" w:line="240" w:lineRule="auto"/>
+        <w:spacing w:after="10" w:line="228" w:lineRule="auto"/>
         <w:ind w:left="317" w:hanging="317"/>
       </w:pPr>
       <w:r>
@@ -4104,14 +4571,14 @@
           <w:rFonts w:ascii="Times New Roman" w:hAnsi="Times New Roman"/>
           <w:b w:val="0"/>
           <w:i w:val="0"/>
-          <w:sz w:val="17"/>
+          <w:sz w:val="15"/>
         </w:rPr>
         <w:t>[4] F. T. Liu, K. M. Ting, and Z.-H. Zhou. Isolation Forest. ICDM, 2008.</w:t>
       </w:r>
     </w:p>
     <w:p>
       <w:pPr>
-        <w:spacing w:after="40" w:line="240" w:lineRule="auto"/>
+        <w:spacing w:after="10" w:line="228" w:lineRule="auto"/>
         <w:ind w:left="317" w:hanging="317"/>
       </w:pPr>
       <w:r>
@@ -4119,14 +4586,14 @@
           <w:rFonts w:ascii="Times New Roman" w:hAnsi="Times New Roman"/>
           <w:b w:val="0"/>
           <w:i w:val="0"/>
-          <w:sz w:val="17"/>
+          <w:sz w:val="15"/>
         </w:rPr>
         <w:t>[5] M. Breunig, H.-P. Kriegel, R. Ng, and J. Sander. LOF: Identifying Density-Based Local Outliers. SIGMOD, 2000.</w:t>
       </w:r>
     </w:p>
     <w:p>
       <w:pPr>
-        <w:spacing w:after="40" w:line="240" w:lineRule="auto"/>
+        <w:spacing w:after="10" w:line="228" w:lineRule="auto"/>
         <w:ind w:left="317" w:hanging="317"/>
       </w:pPr>
       <w:r>
@@ -4134,14 +4601,14 @@
           <w:rFonts w:ascii="Times New Roman" w:hAnsi="Times New Roman"/>
           <w:b w:val="0"/>
           <w:i w:val="0"/>
-          <w:sz w:val="17"/>
+          <w:sz w:val="15"/>
         </w:rPr>
         <w:t>[6] B. Schölkopf et al. Estimating the Support of a High-Dimensional Distribution. Neural Computation, 2001.</w:t>
       </w:r>
     </w:p>
     <w:p>
       <w:pPr>
-        <w:spacing w:after="40" w:line="240" w:lineRule="auto"/>
+        <w:spacing w:after="10" w:line="228" w:lineRule="auto"/>
         <w:ind w:left="317" w:hanging="317"/>
       </w:pPr>
       <w:r>
@@ -4149,14 +4616,14 @@
           <w:rFonts w:ascii="Times New Roman" w:hAnsi="Times New Roman"/>
           <w:b w:val="0"/>
           <w:i w:val="0"/>
-          <w:sz w:val="17"/>
+          <w:sz w:val="15"/>
         </w:rPr>
         <w:t>[7] D. D. Lewis and W. A. Gale. A Sequential Algorithm for Training Text Classifiers. SIGIR, 1994.</w:t>
       </w:r>
     </w:p>
     <w:p>
       <w:pPr>
-        <w:spacing w:after="40" w:line="240" w:lineRule="auto"/>
+        <w:spacing w:after="10" w:line="228" w:lineRule="auto"/>
         <w:ind w:left="317" w:hanging="317"/>
       </w:pPr>
       <w:r>
@@ -4164,14 +4631,14 @@
           <w:rFonts w:ascii="Times New Roman" w:hAnsi="Times New Roman"/>
           <w:b w:val="0"/>
           <w:i w:val="0"/>
-          <w:sz w:val="17"/>
+          <w:sz w:val="15"/>
         </w:rPr>
         <w:t>[8] B. Settles. Active Learning Literature Survey. University of Wisconsin-Madison, 2009.</w:t>
       </w:r>
     </w:p>
     <w:p>
       <w:pPr>
-        <w:spacing w:after="40" w:line="240" w:lineRule="auto"/>
+        <w:spacing w:after="10" w:line="228" w:lineRule="auto"/>
         <w:ind w:left="317" w:hanging="317"/>
       </w:pPr>
       <w:r>
@@ -4179,14 +4646,14 @@
           <w:rFonts w:ascii="Times New Roman" w:hAnsi="Times New Roman"/>
           <w:b w:val="0"/>
           <w:i w:val="0"/>
-          <w:sz w:val="17"/>
+          <w:sz w:val="15"/>
         </w:rPr>
         <w:t>[9] N. Roy and A. McCallum. Toward Optimal Active Learning through Sampling Estimation of Error Reduction. ICML, 2001.</w:t>
       </w:r>
     </w:p>
     <w:p>
       <w:pPr>
-        <w:spacing w:after="40" w:line="240" w:lineRule="auto"/>
+        <w:spacing w:after="10" w:line="228" w:lineRule="auto"/>
         <w:ind w:left="317" w:hanging="317"/>
       </w:pPr>
       <w:r>
@@ -4194,14 +4661,14 @@
           <w:rFonts w:ascii="Times New Roman" w:hAnsi="Times New Roman"/>
           <w:b w:val="0"/>
           <w:i w:val="0"/>
-          <w:sz w:val="17"/>
+          <w:sz w:val="15"/>
         </w:rPr>
         <w:t>[10] J. Platt. Probabilistic Outputs for Support Vector Machines and Comparisons to Regularized Likelihood Methods. 1999.</w:t>
       </w:r>
     </w:p>
     <w:p>
       <w:pPr>
-        <w:spacing w:after="40" w:line="240" w:lineRule="auto"/>
+        <w:spacing w:after="10" w:line="228" w:lineRule="auto"/>
         <w:ind w:left="317" w:hanging="317"/>
       </w:pPr>
       <w:r>
@@ -4209,14 +4676,14 @@
           <w:rFonts w:ascii="Times New Roman" w:hAnsi="Times New Roman"/>
           <w:b w:val="0"/>
           <w:i w:val="0"/>
-          <w:sz w:val="17"/>
+          <w:sz w:val="15"/>
         </w:rPr>
-        <w:t>[11] C. Guo et al. On Calibration of Modern Neural Networks. ICML, 2017.</w:t>
+        <w:t>[11] A. Niculescu-Mizil and R. Caruana. Predicting Good Probabilities with Supervised Learning. ICML, 2005. doi:10.1145/1102351.1102430.</w:t>
       </w:r>
     </w:p>
     <w:p>
       <w:pPr>
-        <w:spacing w:after="40" w:line="240" w:lineRule="auto"/>
+        <w:spacing w:after="10" w:line="228" w:lineRule="auto"/>
         <w:ind w:left="317" w:hanging="317"/>
       </w:pPr>
       <w:r>
@@ -4224,16 +4691,61 @@
           <w:rFonts w:ascii="Times New Roman" w:hAnsi="Times New Roman"/>
           <w:b w:val="0"/>
           <w:i w:val="0"/>
-          <w:sz w:val="17"/>
+          <w:sz w:val="15"/>
         </w:rPr>
-        <w:t>[12] P. Goldschmidt and D. Chudá. Network Intrusion Datasets: A Survey, Limitations, and Recommendations. 2025.</w:t>
+        <w:t>[12] T. Werner, J. Burchert, M. Stubbemann, and L. Schmidt-Thieme. A Cross-Domain Benchmark for Active Learning. NeurIPS 2024 Datasets and Benchmarks Track. doi:10.52202/079017-2009.</w:t>
+      </w:r>
+    </w:p>
+    <w:p>
+      <w:pPr>
+        <w:spacing w:after="10" w:line="228" w:lineRule="auto"/>
+        <w:ind w:left="317" w:hanging="317"/>
+      </w:pPr>
+      <w:r>
+        <w:rPr>
+          <w:rFonts w:ascii="Times New Roman" w:hAnsi="Times New Roman"/>
+          <w:b w:val="0"/>
+          <w:i w:val="0"/>
+          <w:sz w:val="15"/>
+        </w:rPr>
+        <w:t>[13] G. Engelen, V. Rimmer, and W. Joosen. Troubleshooting an Intrusion Detection Dataset: the CICIDS2017 Case Study. IEEE Security and Privacy Workshops, 2021. doi:10.1109/SPW53761.2021.00009.</w:t>
+      </w:r>
+    </w:p>
+    <w:p>
+      <w:pPr>
+        <w:spacing w:after="10" w:line="228" w:lineRule="auto"/>
+        <w:ind w:left="317" w:hanging="317"/>
+      </w:pPr>
+      <w:r>
+        <w:rPr>
+          <w:rFonts w:ascii="Times New Roman" w:hAnsi="Times New Roman"/>
+          <w:b w:val="0"/>
+          <w:i w:val="0"/>
+          <w:sz w:val="15"/>
+        </w:rPr>
+        <w:t>[14] A. Rosay, E. Cheval, F. Carlier, and P. Leroux. Network Intrusion Detection: A Comprehensive Analysis of CIC-IDS2017. ICISSP, 2022. doi:10.5220/0010774000003120.</w:t>
+      </w:r>
+    </w:p>
+    <w:p>
+      <w:pPr>
+        <w:spacing w:after="10" w:line="228" w:lineRule="auto"/>
+        <w:ind w:left="317" w:hanging="317"/>
+      </w:pPr>
+      <w:r>
+        <w:rPr>
+          <w:rFonts w:ascii="Times New Roman" w:hAnsi="Times New Roman"/>
+          <w:b w:val="0"/>
+          <w:i w:val="0"/>
+          <w:sz w:val="15"/>
+        </w:rPr>
+        <w:t>[15] G. Olímpio, L. Camargos, R. S. Miani, and E. R. Faria. Model Update for Intrusion Detection: Analyzing Delayed Labeling and Active Learning Strategies. Computers &amp; Security 134, 2023. doi:10.1016/j.cose.2023.103451.</w:t>
       </w:r>
     </w:p>
     <w:sectPr>
       <w:headerReference w:type="default" r:id="rId9"/>
       <w:footerReference w:type="default" r:id="rId10"/>
       <w:pgSz w:w="12240" w:h="15840"/>
-      <w:pgMar w:top="1181" w:right="1181" w:bottom="1123" w:left="1181" w:header="461" w:footer="461" w:gutter="0"/>
+      <w:pgMar w:top="1037" w:right="1181" w:bottom="979" w:left="1181" w:header="461" w:footer="461" w:gutter="0"/>
       <w:cols w:space="720"/>
       <w:docGrid w:linePitch="360"/>
     </w:sectPr>
